--- a/docs/general-english/A2/release/units/a22-u18.docx
+++ b/docs/general-english/A2/release/units/a22-u18.docx
@@ -3243,7 +3243,7 @@
               <w:jc w:val="left"/>
             </w:pPr>
             <w:r>
-              <w:t xml:space="preserve">it may happen, and it may not</w:t>
+              <w:t xml:space="preserve">before it happens, so that you are ready</w:t>
             </w:r>
           </w:p>
         </w:tc>
@@ -3283,7 +3283,7 @@
               <w:jc w:val="left"/>
             </w:pPr>
             <w:r>
-              <w:t xml:space="preserve">it will happen, and we do not know the hour</w:t>
+              <w:t xml:space="preserve">the moment it happens, and not later</w:t>
             </w:r>
           </w:p>
         </w:tc>
@@ -3363,7 +3363,7 @@
               <w:jc w:val="left"/>
             </w:pPr>
             <w:r>
-              <w:t xml:space="preserve">the moment it happens, and not later</w:t>
+              <w:t xml:space="preserve">it will happen, and we do not know the hour</w:t>
             </w:r>
           </w:p>
         </w:tc>
@@ -3403,7 +3403,7 @@
               <w:jc w:val="left"/>
             </w:pPr>
             <w:r>
-              <w:t xml:space="preserve">before it happens, so that you are ready</w:t>
+              <w:t xml:space="preserve">it may happen, and it may not</w:t>
             </w:r>
           </w:p>
         </w:tc>
@@ -3710,7 +3710,7 @@
           <wp:inline>
             <wp:extent cx="5724525" cy="1390650"/>
             <wp:effectExtent b="0" l="0" r="0" t="0"/>
-            <wp:docPr descr="The four words of the fill-in word bank, in bank order, each drawn: safe, danger, luck, emergency." title="" id="45" name="Picture"/>
+            <wp:docPr descr="The four words of the fill-in word bank, in bank order, each drawn: luck, safe, danger, emergency." title="" id="45" name="Picture"/>
             <a:graphic>
               <a:graphicData uri="http://schemas.openxmlformats.org/drawingml/2006/picture">
                 <pic:pic>
@@ -3804,7 +3804,7 @@
         <w:t xml:space="preserve"> </w:t>
       </w:r>
       <w:r>
-        <w:t xml:space="preserve">safe | danger | luck | emergency</w:t>
+        <w:t xml:space="preserve">luck | safe | danger | emergency</w:t>
       </w:r>
     </w:p>
     <w:p>
@@ -5130,7 +5130,7 @@
       <w:r>
         <w:drawing>
           <wp:inline>
-            <wp:extent cx="5724525" cy="2009775"/>
+            <wp:extent cx="5724525" cy="2286000"/>
             <wp:effectExtent b="0" l="0" r="0" t="0"/>
             <wp:docPr descr="The four openings of this task as chips above two empty bins, one for what will happen and one for what might. Which chip goes in which bin is the exercise, so none of them is placed." title="" id="60" name="Picture"/>
             <a:graphic>
@@ -5151,7 +5151,7 @@
                   <pic:spPr bwMode="auto">
                     <a:xfrm>
                       <a:off x="0" y="0"/>
-                      <a:ext cx="5724525" cy="2009775"/>
+                      <a:ext cx="5724525" cy="2286000"/>
                     </a:xfrm>
                     <a:prstGeom prst="rect">
                       <a:avLst/>
@@ -5357,7 +5357,7 @@
       <w:r>
         <w:drawing>
           <wp:inline>
-            <wp:extent cx="5724525" cy="1857375"/>
+            <wp:extent cx="5724525" cy="2190750"/>
             <wp:effectExtent b="0" l="0" r="0" t="0"/>
             <wp:docPr descr="One correction worked through -- the wrong form struck out and the right one beside it -- and then three more sentences with an empty line for the learner to write the correct form." title="" id="63" name="Picture"/>
             <a:graphic>
@@ -5378,7 +5378,7 @@
                   <pic:spPr bwMode="auto">
                     <a:xfrm>
                       <a:off x="0" y="0"/>
-                      <a:ext cx="5724525" cy="1857375"/>
+                      <a:ext cx="5724525" cy="2190750"/>
                     </a:xfrm>
                     <a:prstGeom prst="rect">
                       <a:avLst/>
@@ -12047,7 +12047,7 @@
       <w:r>
         <w:drawing>
           <wp:inline>
-            <wp:extent cx="5724525" cy="2381250"/>
+            <wp:extent cx="5724525" cy="2609850"/>
             <wp:effectExtent b="0" l="0" r="0" t="0"/>
             <wp:docPr descr="The decision task as one question and three branches, with what each one costs: join in, which costs one set of keys you will never miss; say nothing, and get the good of it and none of the work; or say it is too much, when somebody has to be wrong first." title="" id="132" name="Picture"/>
             <a:graphic>
@@ -12068,7 +12068,7 @@
                   <pic:spPr bwMode="auto">
                     <a:xfrm>
                       <a:off x="0" y="0"/>
-                      <a:ext cx="5724525" cy="2381250"/>
+                      <a:ext cx="5724525" cy="2609850"/>
                     </a:xfrm>
                     <a:prstGeom prst="rect">
                       <a:avLst/>
@@ -12246,7 +12246,7 @@
           <wp:inline>
             <wp:extent cx="5724525" cy="2095500"/>
             <wp:effectExtent b="0" l="0" r="0" t="0"/>
-            <wp:docPr descr="The eight words of the spiral review bank, in bank order: chance, risk, safe, emergency, rains, will stay, factory, century." title="" id="135" name="Picture"/>
+            <wp:docPr descr="The eight words of the spiral review bank, in bank order: emergency, century, chance, will stay, safe, risk, rains, factory." title="" id="135" name="Picture"/>
             <a:graphic>
               <a:graphicData uri="http://schemas.openxmlformats.org/drawingml/2006/picture">
                 <pic:pic>
@@ -12365,7 +12365,7 @@
         <w:t xml:space="preserve"> </w:t>
       </w:r>
       <w:r>
-        <w:t xml:space="preserve">chance | risk | safe | emergency | rains | will stay | factory | century</w:t>
+        <w:t xml:space="preserve">emergency | century | chance | will stay | safe | risk | rains | factory</w:t>
       </w:r>
     </w:p>
     <w:p>
